--- a/PEX3_Report_Template.docx
+++ b/PEX3_Report_Template.docx
@@ -52,23 +52,7 @@
     </w:p>
     <w:p>
       <w:r>
-        <w:t xml:space="preserve">Used </w:t>
-      </w:r>
-      <w:proofErr w:type="spellStart"/>
-      <w:r>
-        <w:t>GeeksForGeeks</w:t>
-      </w:r>
-      <w:proofErr w:type="spellEnd"/>
-      <w:r>
-        <w:t xml:space="preserve"> to understand and implement usage of </w:t>
-      </w:r>
-      <w:proofErr w:type="spellStart"/>
-      <w:r>
-        <w:t>calloc</w:t>
-      </w:r>
-      <w:proofErr w:type="spellEnd"/>
-      <w:r>
-        <w:t xml:space="preserve"> (</w:t>
+        <w:t>Used GeeksForGeeks to understand and implement usage of calloc (</w:t>
       </w:r>
       <w:hyperlink r:id="rId9" w:history="1">
         <w:r>
@@ -84,20 +68,7 @@
     </w:p>
     <w:p>
       <w:r>
-        <w:t xml:space="preserve">Received general help from Dr. Weingart on project. Received guidance on my middle hit case being structured improperly, fault increment being potentially out of bounds, and fixing </w:t>
-      </w:r>
-      <w:proofErr w:type="spellStart"/>
-      <w:proofErr w:type="gramStart"/>
-      <w:r>
-        <w:t>pqFree</w:t>
-      </w:r>
-      <w:proofErr w:type="spellEnd"/>
-      <w:r>
-        <w:t>(</w:t>
-      </w:r>
-      <w:proofErr w:type="gramEnd"/>
-      <w:r>
-        <w:t>).</w:t>
+        <w:t>Received general help from Dr. Weingart on project. Received guidance on my middle hit case being structured improperly, fault increment being potentially out of bounds, and fixing pqFree().</w:t>
       </w:r>
     </w:p>
     <w:p>
@@ -113,29 +84,13 @@
         <w:ind w:firstLine="720"/>
       </w:pPr>
       <w:r>
-        <w:t xml:space="preserve">To preface the response to this section and all subsequent sections, the code does not work properly and does not achieve a page-fault rate below 10%. However, upon close examination of the data that was successfully produced, </w:t>
-      </w:r>
-      <w:proofErr w:type="gramStart"/>
-      <w:r>
-        <w:t>it is clear that the</w:t>
-      </w:r>
-      <w:proofErr w:type="gramEnd"/>
-      <w:r>
-        <w:t xml:space="preserve"> 4K frame size is optimal for limiting the number of page faults. Although it doesn’t quite reach 10%, it has the lowest of all four sizes tested with about 50% compared to </w:t>
+        <w:t xml:space="preserve">To preface the response to this section and all subsequent sections, the code does not work properly and does not achieve a page-fault rate below 10%. However, upon close examination of the data that was successfully produced, it is clear that the 4K frame size is optimal for limiting the number of page faults. Although it doesn’t quite reach 10%, it has the lowest of all four sizes tested with about 50% compared to </w:t>
       </w:r>
       <w:r>
         <w:t xml:space="preserve">55-60% seen in each of the other variations. </w:t>
       </w:r>
       <w:r>
-        <w:t xml:space="preserve">Based on the results, a steep </w:t>
-      </w:r>
-      <w:proofErr w:type="gramStart"/>
-      <w:r>
-        <w:t>drop off</w:t>
-      </w:r>
-      <w:proofErr w:type="gramEnd"/>
-      <w:r>
-        <w:t xml:space="preserve"> in misses occurs at only 3 frames and slowly decreases to a constant rate at 60 frames. To limit memory overhead no more than 10 frames are recommended because the diminishing returns beyond this point are too small to justify increased memory usage.</w:t>
+        <w:t>Based on the results, a steep drop off in misses occurs at only 3 frames and slowly decreases to a constant rate at 60 frames. To limit memory overhead no more than 10 frames are recommended because the diminishing returns beyond this point are too small to justify increased memory usage.</w:t>
       </w:r>
     </w:p>
     <w:p>
@@ -567,11 +522,6 @@
       </w:r>
     </w:p>
     <w:p>
-      <w:r>
-        <w:t>Insert one chart per frame size showing Frames (x-axis) vs. Page-Fault Rate (y-axis). Each chart must include a horizontal reference line at 10% fault rate, descriptive title, and labeled axes. (1.5 pts per chart)</w:t>
-      </w:r>
-    </w:p>
-    <w:p>
       <w:pPr>
         <w:pStyle w:val="Heading3"/>
       </w:pPr>
@@ -669,6 +619,7 @@
         <w:rPr>
           <w:noProof/>
         </w:rPr>
+        <w:lastRenderedPageBreak/>
         <w:drawing>
           <wp:inline distT="0" distB="0" distL="0" distR="0" wp14:anchorId="506A880A" wp14:editId="0A896EC3">
             <wp:extent cx="4572000" cy="2743200"/>
@@ -752,34 +703,11 @@
         <w:ind w:firstLine="720"/>
       </w:pPr>
       <w:r>
-        <w:t xml:space="preserve">Each curve features a very similar exponential drop after only a few frames. For every example, this drop off occurs </w:t>
-      </w:r>
-      <w:proofErr w:type="gramStart"/>
-      <w:r>
-        <w:t>on</w:t>
-      </w:r>
-      <w:proofErr w:type="gramEnd"/>
-      <w:r>
-        <w:t xml:space="preserve"> frame 2, where every later frame features a </w:t>
-      </w:r>
-      <w:proofErr w:type="gramStart"/>
-      <w:r>
-        <w:t>smaller and smaller</w:t>
-      </w:r>
-      <w:proofErr w:type="gramEnd"/>
-      <w:r>
-        <w:t xml:space="preserve"> decrease before achieving an almost constant state. </w:t>
+        <w:lastRenderedPageBreak/>
+        <w:t xml:space="preserve">Each curve features a very similar exponential drop after only a few frames. For every example, this drop off occurs on frame 2, where every later frame features a smaller and smaller decrease before achieving an almost constant state. </w:t>
       </w:r>
       <w:r>
-        <w:t xml:space="preserve">This is highlighted in each graph by zooming in on roughly only the first 50 frames from each trial. Beyond this the returns are so miniscule that </w:t>
-      </w:r>
-      <w:proofErr w:type="gramStart"/>
-      <w:r>
-        <w:t>it is</w:t>
-      </w:r>
-      <w:proofErr w:type="gramEnd"/>
-      <w:r>
-        <w:t xml:space="preserve"> nearly constant before arriving at a single value at frame 61 in every scenario. This suggests that the working set size for every frame size is 2 frames. Adding more beyond that becomes unnecessary because they are used less and take up memory.</w:t>
+        <w:t>This is highlighted in each graph by zooming in on roughly only the first 50 frames from each trial. Beyond this the returns are so miniscule that it is nearly constant before arriving at a single value at frame 61 in every scenario. This suggests that the working set size for every frame size is 2 frames. Adding more beyond that becomes unnecessary because they are used less and take up memory.</w:t>
       </w:r>
     </w:p>
     <w:p/>
@@ -801,15 +729,7 @@
         <w:t xml:space="preserve">Larger frames provide access to more data, so when given a set amount of data fewer frames of a larger size would be needed to contain it as opposed to smaller ones. </w:t>
       </w:r>
       <w:r>
-        <w:t xml:space="preserve">With a larger number of large frames however, the issue of internal fragmentation arises because space ends up being wasted. Considering these details, larger frames are still preferred because modern day memory is relatively cheap compared to early </w:t>
-      </w:r>
-      <w:proofErr w:type="gramStart"/>
-      <w:r>
-        <w:t>architectures</w:t>
-      </w:r>
-      <w:proofErr w:type="gramEnd"/>
-      <w:r>
-        <w:t>. When deciding between the costs of a high number of smaller frames versus a low number of large frames it is best to choose the former to prioritize performance over cost in this scenario.</w:t>
+        <w:t>With a larger number of large frames however, the issue of internal fragmentation arises because space ends up being wasted. Considering these details, larger frames are still preferred because modern day memory is relatively cheap compared to early architectures. When deciding between the costs of a high number of smaller frames versus a low number of large frames it is best to choose the former to prioritize performance over cost in this scenario.</w:t>
       </w:r>
     </w:p>
     <w:p/>
@@ -23905,6 +23825,32 @@
 </file>
 
 <file path=customXml/item1.xml><?xml version="1.0" encoding="utf-8"?>
+<b:Sources xmlns:b="http://schemas.openxmlformats.org/officeDocument/2006/bibliography" xmlns="http://schemas.openxmlformats.org/officeDocument/2006/bibliography" SelectedStyle="/APA.XSL" StyleName="APA"/>
+</file>
+
+<file path=customXml/item2.xml><?xml version="1.0" encoding="utf-8"?>
+<p:properties xmlns:p="http://schemas.microsoft.com/office/2006/metadata/properties" xmlns:xsi="http://www.w3.org/2001/XMLSchema-instance" xmlns:pc="http://schemas.microsoft.com/office/infopath/2007/PartnerControls">
+  <documentManagement>
+    <_ip_UnifiedCompliancePolicyUIAction xmlns="http://schemas.microsoft.com/sharepoint/v3" xsi:nil="true"/>
+    <TaxCatchAll xmlns="56f87f42-bac6-49e2-b9d5-04744cb514ee" xsi:nil="true"/>
+    <lcf76f155ced4ddcb4097134ff3c332f xmlns="fcae3b96-bd14-4ee2-8386-a94084e60018">
+      <Terms xmlns="http://schemas.microsoft.com/office/infopath/2007/PartnerControls"/>
+    </lcf76f155ced4ddcb4097134ff3c332f>
+    <_ip_UnifiedCompliancePolicyProperties xmlns="http://schemas.microsoft.com/sharepoint/v3" xsi:nil="true"/>
+  </documentManagement>
+</p:properties>
+</file>
+
+<file path=customXml/item3.xml><?xml version="1.0" encoding="utf-8"?>
+<?mso-contentType ?>
+<FormTemplates xmlns="http://schemas.microsoft.com/sharepoint/v3/contenttype/forms">
+  <Display>DocumentLibraryForm</Display>
+  <Edit>DocumentLibraryForm</Edit>
+  <New>DocumentLibraryForm</New>
+</FormTemplates>
+</file>
+
+<file path=customXml/item4.xml><?xml version="1.0" encoding="utf-8"?>
 <ct:contentTypeSchema xmlns:ct="http://schemas.microsoft.com/office/2006/metadata/contentType" xmlns:ma="http://schemas.microsoft.com/office/2006/metadata/properties/metaAttributes" ct:_="" ma:_="" ma:contentTypeName="Document" ma:contentTypeID="0x0101006A7D154A9B6B4745A92074A700A40869" ma:contentTypeVersion="24" ma:contentTypeDescription="Create a new document." ma:contentTypeScope="" ma:versionID="49c36a49e684e25092aa685b0fe35842">
   <xsd:schema xmlns:xsd="http://www.w3.org/2001/XMLSchema" xmlns:xs="http://www.w3.org/2001/XMLSchema" xmlns:p="http://schemas.microsoft.com/office/2006/metadata/properties" xmlns:ns1="http://schemas.microsoft.com/sharepoint/v3" xmlns:ns2="fcae3b96-bd14-4ee2-8386-a94084e60018" xmlns:ns3="56f87f42-bac6-49e2-b9d5-04744cb514ee" targetNamespace="http://schemas.microsoft.com/office/2006/metadata/properties" ma:root="true" ma:fieldsID="9c960b9d532a5d3a9032170b89435a2d" ns1:_="" ns2:_="" ns3:_="">
     <xsd:import namespace="http://schemas.microsoft.com/sharepoint/v3"/>
@@ -24182,33 +24128,35 @@
 </ct:contentTypeSchema>
 </file>
 
-<file path=customXml/item2.xml><?xml version="1.0" encoding="utf-8"?>
-<?mso-contentType ?>
-<FormTemplates xmlns="http://schemas.microsoft.com/sharepoint/v3/contenttype/forms">
-  <Display>DocumentLibraryForm</Display>
-  <Edit>DocumentLibraryForm</Edit>
-  <New>DocumentLibraryForm</New>
-</FormTemplates>
+<file path=customXml/itemProps1.xml><?xml version="1.0" encoding="utf-8"?>
+<ds:datastoreItem xmlns:ds="http://schemas.openxmlformats.org/officeDocument/2006/customXml" ds:itemID="{EF278816-EC6F-A645-907D-7F25AECB1D4A}">
+  <ds:schemaRefs>
+    <ds:schemaRef ds:uri="http://schemas.openxmlformats.org/officeDocument/2006/bibliography"/>
+  </ds:schemaRefs>
+</ds:datastoreItem>
 </file>
 
-<file path=customXml/item3.xml><?xml version="1.0" encoding="utf-8"?>
-<p:properties xmlns:p="http://schemas.microsoft.com/office/2006/metadata/properties" xmlns:xsi="http://www.w3.org/2001/XMLSchema-instance" xmlns:pc="http://schemas.microsoft.com/office/infopath/2007/PartnerControls">
-  <documentManagement>
-    <_ip_UnifiedCompliancePolicyUIAction xmlns="http://schemas.microsoft.com/sharepoint/v3" xsi:nil="true"/>
-    <TaxCatchAll xmlns="56f87f42-bac6-49e2-b9d5-04744cb514ee" xsi:nil="true"/>
-    <lcf76f155ced4ddcb4097134ff3c332f xmlns="fcae3b96-bd14-4ee2-8386-a94084e60018">
-      <Terms xmlns="http://schemas.microsoft.com/office/infopath/2007/PartnerControls"/>
-    </lcf76f155ced4ddcb4097134ff3c332f>
-    <_ip_UnifiedCompliancePolicyProperties xmlns="http://schemas.microsoft.com/sharepoint/v3" xsi:nil="true"/>
-  </documentManagement>
-</p:properties>
+<file path=customXml/itemProps2.xml><?xml version="1.0" encoding="utf-8"?>
+<ds:datastoreItem xmlns:ds="http://schemas.openxmlformats.org/officeDocument/2006/customXml" ds:itemID="{94EDD69F-103F-4891-A1A7-DE0F9F4E28FD}">
+  <ds:schemaRefs>
+    <ds:schemaRef ds:uri="http://schemas.microsoft.com/office/2006/metadata/properties"/>
+    <ds:schemaRef ds:uri="http://schemas.microsoft.com/office/infopath/2007/PartnerControls"/>
+    <ds:schemaRef ds:uri="http://schemas.microsoft.com/sharepoint/v3"/>
+    <ds:schemaRef ds:uri="56f87f42-bac6-49e2-b9d5-04744cb514ee"/>
+    <ds:schemaRef ds:uri="fcae3b96-bd14-4ee2-8386-a94084e60018"/>
+  </ds:schemaRefs>
+</ds:datastoreItem>
 </file>
 
-<file path=customXml/item4.xml><?xml version="1.0" encoding="utf-8"?>
-<b:Sources xmlns:b="http://schemas.openxmlformats.org/officeDocument/2006/bibliography" xmlns="http://schemas.openxmlformats.org/officeDocument/2006/bibliography" SelectedStyle="/APA.XSL" StyleName="APA"/>
+<file path=customXml/itemProps3.xml><?xml version="1.0" encoding="utf-8"?>
+<ds:datastoreItem xmlns:ds="http://schemas.openxmlformats.org/officeDocument/2006/customXml" ds:itemID="{CEDA4C41-BA4A-4F0B-A87E-F30AA6591D91}">
+  <ds:schemaRefs>
+    <ds:schemaRef ds:uri="http://schemas.microsoft.com/sharepoint/v3/contenttype/forms"/>
+  </ds:schemaRefs>
+</ds:datastoreItem>
 </file>
 
-<file path=customXml/itemProps1.xml><?xml version="1.0" encoding="utf-8"?>
+<file path=customXml/itemProps4.xml><?xml version="1.0" encoding="utf-8"?>
 <ds:datastoreItem xmlns:ds="http://schemas.openxmlformats.org/officeDocument/2006/customXml" ds:itemID="{131969F9-69E6-4531-89F9-CCA743737436}">
   <ds:schemaRefs>
     <ds:schemaRef ds:uri="http://schemas.microsoft.com/office/2006/metadata/contentType"/>
@@ -24228,34 +24176,6 @@
 </ds:datastoreItem>
 </file>
 
-<file path=customXml/itemProps2.xml><?xml version="1.0" encoding="utf-8"?>
-<ds:datastoreItem xmlns:ds="http://schemas.openxmlformats.org/officeDocument/2006/customXml" ds:itemID="{CEDA4C41-BA4A-4F0B-A87E-F30AA6591D91}">
-  <ds:schemaRefs>
-    <ds:schemaRef ds:uri="http://schemas.microsoft.com/sharepoint/v3/contenttype/forms"/>
-  </ds:schemaRefs>
-</ds:datastoreItem>
-</file>
-
-<file path=customXml/itemProps3.xml><?xml version="1.0" encoding="utf-8"?>
-<ds:datastoreItem xmlns:ds="http://schemas.openxmlformats.org/officeDocument/2006/customXml" ds:itemID="{94EDD69F-103F-4891-A1A7-DE0F9F4E28FD}">
-  <ds:schemaRefs>
-    <ds:schemaRef ds:uri="http://schemas.microsoft.com/office/2006/metadata/properties"/>
-    <ds:schemaRef ds:uri="http://schemas.microsoft.com/office/infopath/2007/PartnerControls"/>
-    <ds:schemaRef ds:uri="http://schemas.microsoft.com/sharepoint/v3"/>
-    <ds:schemaRef ds:uri="56f87f42-bac6-49e2-b9d5-04744cb514ee"/>
-    <ds:schemaRef ds:uri="fcae3b96-bd14-4ee2-8386-a94084e60018"/>
-  </ds:schemaRefs>
-</ds:datastoreItem>
-</file>
-
-<file path=customXml/itemProps4.xml><?xml version="1.0" encoding="utf-8"?>
-<ds:datastoreItem xmlns:ds="http://schemas.openxmlformats.org/officeDocument/2006/customXml" ds:itemID="{EF278816-EC6F-A645-907D-7F25AECB1D4A}">
-  <ds:schemaRefs>
-    <ds:schemaRef ds:uri="http://schemas.openxmlformats.org/officeDocument/2006/bibliography"/>
-  </ds:schemaRefs>
-</ds:datastoreItem>
-</file>
-
 <file path=docMetadata/LabelInfo.xml><?xml version="1.0" encoding="utf-8"?>
 <clbl:labelList xmlns:clbl="http://schemas.microsoft.com/office/2020/mipLabelMetadata">
   <clbl:label id="{7ab80a06-f029-45c0-84d1-7dad19ce3c61}" enabled="0" method="" siteId="{7ab80a06-f029-45c0-84d1-7dad19ce3c61}" removed="1"/>
